--- a/back/src/static/contratos/Política de Garantía.docx
+++ b/back/src/static/contratos/Política de Garantía.docx
@@ -7053,21 +7053,12 @@
         </w:rPr>
         <w:t xml:space="preserve"> </w:t>
       </w:r>
-      <w:proofErr w:type="gramStart"/>
-      <w:r>
-        <w:rPr>
-          <w:b/>
-          <w:spacing w:val="-6"/>
-        </w:rPr>
-        <w:t>ticket</w:t>
-      </w:r>
-      <w:proofErr w:type="gramEnd"/>
-      <w:r>
-        <w:rPr>
-          <w:b/>
-          <w:spacing w:val="-6"/>
-        </w:rPr>
-        <w:t xml:space="preserve"> </w:t>
+      <w:r>
+        <w:rPr>
+          <w:b/>
+          <w:spacing w:val="-6"/>
+        </w:rPr>
+        <w:t xml:space="preserve">ticket </w:t>
       </w:r>
       <w:r>
         <w:rPr>
@@ -7621,19 +7612,11 @@
         </w:rPr>
         <w:t xml:space="preserve"> </w:t>
       </w:r>
-      <w:proofErr w:type="gramStart"/>
-      <w:r>
-        <w:rPr>
-          <w:spacing w:val="-6"/>
-        </w:rPr>
-        <w:t>ticket</w:t>
-      </w:r>
-      <w:proofErr w:type="gramEnd"/>
-      <w:r>
-        <w:rPr>
-          <w:spacing w:val="-6"/>
-        </w:rPr>
-        <w:t>,</w:t>
+      <w:r>
+        <w:rPr>
+          <w:spacing w:val="-6"/>
+        </w:rPr>
+        <w:t>ticket,</w:t>
       </w:r>
       <w:r>
         <w:rPr>
@@ -7971,13 +7954,8 @@
         </w:rPr>
         <w:t xml:space="preserve"> </w:t>
       </w:r>
-      <w:proofErr w:type="gramStart"/>
-      <w:r>
-        <w:t>ticket</w:t>
-      </w:r>
-      <w:proofErr w:type="gramEnd"/>
-      <w:r>
-        <w:t>.</w:t>
+      <w:r>
+        <w:t>ticket.</w:t>
       </w:r>
     </w:p>
     <w:p>
@@ -11864,14 +11842,12 @@
         </w:rPr>
         <w:t xml:space="preserve"> </w:t>
       </w:r>
-      <w:proofErr w:type="gramStart"/>
       <w:r>
         <w:rPr>
           <w:spacing w:val="-8"/>
         </w:rPr>
         <w:t>o</w:t>
       </w:r>
-      <w:proofErr w:type="gramEnd"/>
       <w:r>
         <w:rPr>
           <w:spacing w:val="-10"/>
@@ -19937,38 +19913,81 @@
       </w:r>
       <w:r>
         <w:rPr>
-          <w:b/>
-          <w:spacing w:val="-8"/>
-        </w:rPr>
-        <w:t>23 de</w:t>
-      </w:r>
-      <w:r>
-        <w:rPr>
-          <w:b/>
-          <w:spacing w:val="-9"/>
-        </w:rPr>
-        <w:t xml:space="preserve"> </w:t>
-      </w:r>
-      <w:r>
-        <w:rPr>
-          <w:b/>
-          <w:spacing w:val="-8"/>
-        </w:rPr>
-        <w:t>marzo</w:t>
-      </w:r>
-      <w:r>
-        <w:rPr>
-          <w:b/>
-          <w:spacing w:val="-11"/>
-        </w:rPr>
-        <w:t xml:space="preserve"> </w:t>
-      </w:r>
-      <w:r>
-        <w:rPr>
-          <w:b/>
-          <w:spacing w:val="-8"/>
-        </w:rPr>
-        <w:t>2026</w:t>
+          <w:rFonts w:ascii="Aptos" w:hAnsi="Aptos"/>
+          <w:b/>
+          <w:bCs/>
+        </w:rPr>
+        <w:t>{{</w:t>
+      </w:r>
+      <w:proofErr w:type="spellStart"/>
+      <w:r>
+        <w:rPr>
+          <w:rFonts w:ascii="Aptos" w:hAnsi="Aptos"/>
+          <w:b/>
+          <w:bCs/>
+        </w:rPr>
+        <w:t>FechaInicioDia</w:t>
+      </w:r>
+      <w:proofErr w:type="spellEnd"/>
+      <w:r>
+        <w:rPr>
+          <w:rFonts w:ascii="Aptos" w:hAnsi="Aptos"/>
+          <w:b/>
+          <w:bCs/>
+        </w:rPr>
+        <w:t>}} del mes de {{</w:t>
+      </w:r>
+      <w:proofErr w:type="spellStart"/>
+      <w:r>
+        <w:rPr>
+          <w:rFonts w:ascii="Aptos" w:hAnsi="Aptos"/>
+          <w:b/>
+          <w:bCs/>
+        </w:rPr>
+        <w:t>FechaInicioMesTexto</w:t>
+      </w:r>
+      <w:proofErr w:type="spellEnd"/>
+      <w:r>
+        <w:rPr>
+          <w:rFonts w:ascii="Aptos" w:hAnsi="Aptos"/>
+          <w:b/>
+          <w:bCs/>
+        </w:rPr>
+        <w:t>}}</w:t>
+      </w:r>
+      <w:r>
+        <w:rPr>
+          <w:rFonts w:ascii="Aptos" w:hAnsi="Aptos"/>
+          <w:b/>
+          <w:bCs/>
+        </w:rPr>
+        <w:t xml:space="preserve"> de</w:t>
+      </w:r>
+      <w:r>
+        <w:rPr>
+          <w:rFonts w:ascii="Aptos" w:hAnsi="Aptos"/>
+          <w:b/>
+          <w:bCs/>
+        </w:rPr>
+        <w:t xml:space="preserve"> {{</w:t>
+      </w:r>
+      <w:proofErr w:type="spellStart"/>
+      <w:r>
+        <w:rPr>
+          <w:rFonts w:ascii="Aptos" w:hAnsi="Aptos"/>
+          <w:b/>
+          <w:bCs/>
+        </w:rPr>
+        <w:t>FechaInicioAnio</w:t>
+      </w:r>
+      <w:proofErr w:type="spellEnd"/>
+      <w:r>
+        <w:rPr>
+          <w:rFonts w:ascii="Aptos" w:hAnsi="Aptos"/>
+          <w:b/>
+          <w:bCs/>
+        </w:rPr>
+        <w:t>}}</w:t>
       </w:r>
       <w:r>
         <w:rPr>
@@ -20911,7 +20930,7 @@
           </mc:Choice>
           <mc:Fallback>
             <w:pict>
-              <v:group w14:anchorId="6A7CCA22" id="Group 4" o:spid="_x0000_s1026" style="width:154.6pt;height:.6pt;mso-position-horizontal-relative:char;mso-position-vertical-relative:line" coordsize="19634,76" o:gfxdata="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">
+              <v:group w14:anchorId="64C28C2B" id="Group 4" o:spid="_x0000_s1026" style="width:154.6pt;height:.6pt;mso-position-horizontal-relative:char;mso-position-vertical-relative:line" coordsize="19634,76" o:gfxdata="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">
                 <v:shape id="Graphic 5" o:spid="_x0000_s1027" style="position:absolute;top:35;width:19634;height:13;visibility:visible;mso-wrap-style:square;v-text-anchor:top" coordsize="1963420,1270" o:gfxdata="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" path="m,l1962912,e" filled="f" strokeweight=".19636mm">
                   <v:path arrowok="t"/>
                 </v:shape>
@@ -21003,7 +21022,7 @@
           </mc:Choice>
           <mc:Fallback>
             <w:pict>
-              <v:group w14:anchorId="28ADE10E" id="Group 6" o:spid="_x0000_s1026" style="width:154.6pt;height:.6pt;mso-position-horizontal-relative:char;mso-position-vertical-relative:line" coordsize="19634,76" o:gfxdata="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">
+              <v:group w14:anchorId="2A984D11" id="Group 6" o:spid="_x0000_s1026" style="width:154.6pt;height:.6pt;mso-position-horizontal-relative:char;mso-position-vertical-relative:line" coordsize="19634,76" o:gfxdata="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">
                 <v:shape id="Graphic 7" o:spid="_x0000_s1027" style="position:absolute;top:35;width:19634;height:13;visibility:visible;mso-wrap-style:square;v-text-anchor:top" coordsize="1963420,1270" o:gfxdata="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" path="m,l1962912,e" filled="f" strokeweight=".19636mm">
                   <v:path arrowok="t"/>
                 </v:shape>
@@ -23594,6 +23613,7 @@
   <w:style w:type="character" w:default="1" w:styleId="Fuentedeprrafopredeter">
     <w:name w:val="Default Paragraph Font"/>
     <w:uiPriority w:val="1"/>
+    <w:semiHidden/>
     <w:unhideWhenUsed/>
   </w:style>
   <w:style w:type="table" w:default="1" w:styleId="Tablanormal">
